--- a/Design Documents/Final Submission Group Table.docx
+++ b/Design Documents/Final Submission Group Table.docx
@@ -397,6 +397,44 @@
           <w:tcPr>
             <w:tcW w:w="3005" w:type="dxa"/>
           </w:tcPr>
+          <w:p>
+            <w:r>
+              <w:t>-</w:t>
+            </w:r>
+          </w:p>
+        </w:tc>
+      </w:tr>
+      <w:tr>
+        <w:trPr>
+          <w:trHeight w:val="300"/>
+        </w:trPr>
+        <w:tc>
+          <w:tcPr>
+            <w:tcW w:w="3005" w:type="dxa"/>
+          </w:tcPr>
+          <w:p>
+            <w:r>
+              <w:t xml:space="preserve">Section 4) </w:t>
+            </w:r>
+            <w:r>
+              <w:t xml:space="preserve">State Diagrams Game/Menus </w:t>
+            </w:r>
+          </w:p>
+        </w:tc>
+        <w:tc>
+          <w:tcPr>
+            <w:tcW w:w="3005" w:type="dxa"/>
+          </w:tcPr>
+          <w:p>
+            <w:r>
+              <w:t xml:space="preserve">EA/TP </w:t>
+            </w:r>
+          </w:p>
+        </w:tc>
+        <w:tc>
+          <w:tcPr>
+            <w:tcW w:w="3005" w:type="dxa"/>
+          </w:tcPr>
           <w:p/>
         </w:tc>
       </w:tr>
@@ -410,20 +448,137 @@
           </w:tcPr>
           <w:p>
             <w:r>
-              <w:t xml:space="preserve">Section 4) </w:t>
-            </w:r>
-            <w:r>
-              <w:t xml:space="preserve">State Diagrams Game/Menus </w:t>
-            </w:r>
-          </w:p>
-        </w:tc>
-        <w:tc>
-          <w:tcPr>
-            <w:tcW w:w="3005" w:type="dxa"/>
-          </w:tcPr>
-          <w:p>
-            <w:r>
-              <w:t xml:space="preserve">EA/TP </w:t>
+              <w:t xml:space="preserve">Section 5) </w:t>
+            </w:r>
+            <w:r>
+              <w:t xml:space="preserve">Surveys/Questionnaires </w:t>
+            </w:r>
+          </w:p>
+        </w:tc>
+        <w:tc>
+          <w:tcPr>
+            <w:tcW w:w="3005" w:type="dxa"/>
+          </w:tcPr>
+          <w:p>
+            <w:r>
+              <w:t>MB</w:t>
+            </w:r>
+          </w:p>
+        </w:tc>
+        <w:tc>
+          <w:tcPr>
+            <w:tcW w:w="3005" w:type="dxa"/>
+          </w:tcPr>
+          <w:p>
+            <w:r>
+              <w:t>27-Apr-2026</w:t>
+            </w:r>
+          </w:p>
+        </w:tc>
+      </w:tr>
+      <w:tr>
+        <w:trPr>
+          <w:trHeight w:val="300"/>
+        </w:trPr>
+        <w:tc>
+          <w:tcPr>
+            <w:tcW w:w="3005" w:type="dxa"/>
+          </w:tcPr>
+          <w:p>
+            <w:r>
+              <w:t xml:space="preserve">Section 5) </w:t>
+            </w:r>
+            <w:r>
+              <w:t>Unit Testing</w:t>
+            </w:r>
+          </w:p>
+        </w:tc>
+        <w:tc>
+          <w:tcPr>
+            <w:tcW w:w="3005" w:type="dxa"/>
+          </w:tcPr>
+          <w:p>
+            <w:r>
+              <w:t xml:space="preserve">MB/EA </w:t>
+            </w:r>
+          </w:p>
+        </w:tc>
+        <w:tc>
+          <w:tcPr>
+            <w:tcW w:w="3005" w:type="dxa"/>
+          </w:tcPr>
+          <w:p>
+            <w:r>
+              <w:t>MB 27-Apr-2026</w:t>
+            </w:r>
+          </w:p>
+        </w:tc>
+      </w:tr>
+      <w:tr>
+        <w:trPr>
+          <w:trHeight w:val="300"/>
+        </w:trPr>
+        <w:tc>
+          <w:tcPr>
+            <w:tcW w:w="3005" w:type="dxa"/>
+          </w:tcPr>
+          <w:p>
+            <w:r>
+              <w:t xml:space="preserve">Section 5) </w:t>
+            </w:r>
+            <w:r>
+              <w:t>post-Project</w:t>
+            </w:r>
+            <w:r>
+              <w:t xml:space="preserve"> support </w:t>
+            </w:r>
+          </w:p>
+        </w:tc>
+        <w:tc>
+          <w:tcPr>
+            <w:tcW w:w="3005" w:type="dxa"/>
+          </w:tcPr>
+          <w:p>
+            <w:r>
+              <w:t xml:space="preserve">MB </w:t>
+            </w:r>
+          </w:p>
+        </w:tc>
+        <w:tc>
+          <w:tcPr>
+            <w:tcW w:w="3005" w:type="dxa"/>
+          </w:tcPr>
+          <w:p>
+            <w:r>
+              <w:t>27-Apr-2026</w:t>
+            </w:r>
+          </w:p>
+        </w:tc>
+      </w:tr>
+      <w:tr>
+        <w:trPr>
+          <w:trHeight w:val="300"/>
+        </w:trPr>
+        <w:tc>
+          <w:tcPr>
+            <w:tcW w:w="3005" w:type="dxa"/>
+          </w:tcPr>
+          <w:p>
+            <w:r>
+              <w:t xml:space="preserve">Section 5) </w:t>
+            </w:r>
+            <w:r>
+              <w:t xml:space="preserve">QA Results </w:t>
+            </w:r>
+          </w:p>
+        </w:tc>
+        <w:tc>
+          <w:tcPr>
+            <w:tcW w:w="3005" w:type="dxa"/>
+          </w:tcPr>
+          <w:p>
+            <w:r>
+              <w:t xml:space="preserve">OS </w:t>
             </w:r>
           </w:p>
         </w:tc>
@@ -436,6 +591,296 @@
       </w:tr>
       <w:tr>
         <w:trPr>
+          <w:trHeight w:val="375"/>
+        </w:trPr>
+        <w:tc>
+          <w:tcPr>
+            <w:tcW w:w="3005" w:type="dxa"/>
+            <w:shd w:val="clear" w:color="auto" w:fill="C1E4F5" w:themeFill="accent1" w:themeFillTint="33"/>
+          </w:tcPr>
+          <w:p>
+            <w:pPr>
+              <w:rPr>
+                <w:color w:val="0D0D0D" w:themeColor="text1" w:themeTint="F2"/>
+              </w:rPr>
+            </w:pPr>
+            <w:r>
+              <w:rPr>
+                <w:color w:val="0D0D0D" w:themeColor="text1" w:themeTint="F2"/>
+              </w:rPr>
+              <w:t>Section 5/</w:t>
+            </w:r>
+            <w:r>
+              <w:rPr>
+                <w:color w:val="0D0D0D" w:themeColor="text1" w:themeTint="F2"/>
+              </w:rPr>
+              <w:t xml:space="preserve">UAT </w:t>
+            </w:r>
+          </w:p>
+        </w:tc>
+        <w:tc>
+          <w:tcPr>
+            <w:tcW w:w="3005" w:type="dxa"/>
+            <w:shd w:val="clear" w:color="auto" w:fill="C1E4F5" w:themeFill="accent1" w:themeFillTint="33"/>
+          </w:tcPr>
+          <w:p>
+            <w:pPr>
+              <w:rPr>
+                <w:color w:val="0D0D0D" w:themeColor="text1" w:themeTint="F2"/>
+              </w:rPr>
+            </w:pPr>
+          </w:p>
+        </w:tc>
+        <w:tc>
+          <w:tcPr>
+            <w:tcW w:w="3005" w:type="dxa"/>
+            <w:shd w:val="clear" w:color="auto" w:fill="C1E4F5" w:themeFill="accent1" w:themeFillTint="33"/>
+          </w:tcPr>
+          <w:p>
+            <w:pPr>
+              <w:rPr>
+                <w:color w:val="A5C9EB" w:themeColor="text2" w:themeTint="40"/>
+              </w:rPr>
+            </w:pPr>
+          </w:p>
+        </w:tc>
+      </w:tr>
+      <w:tr>
+        <w:trPr>
+          <w:trHeight w:val="375"/>
+        </w:trPr>
+        <w:tc>
+          <w:tcPr>
+            <w:tcW w:w="3005" w:type="dxa"/>
+            <w:shd w:val="clear" w:color="auto" w:fill="C1E4F5" w:themeFill="accent1" w:themeFillTint="33"/>
+          </w:tcPr>
+          <w:p>
+            <w:pPr>
+              <w:rPr>
+                <w:color w:val="0D0D0D" w:themeColor="text1" w:themeTint="F2"/>
+              </w:rPr>
+            </w:pPr>
+            <w:r>
+              <w:rPr>
+                <w:color w:val="0D0D0D" w:themeColor="text1" w:themeTint="F2"/>
+              </w:rPr>
+              <w:t>Scope</w:t>
+            </w:r>
+          </w:p>
+        </w:tc>
+        <w:tc>
+          <w:tcPr>
+            <w:tcW w:w="3005" w:type="dxa"/>
+            <w:shd w:val="clear" w:color="auto" w:fill="C1E4F5" w:themeFill="accent1" w:themeFillTint="33"/>
+          </w:tcPr>
+          <w:p>
+            <w:pPr>
+              <w:rPr>
+                <w:color w:val="0D0D0D" w:themeColor="text1" w:themeTint="F2"/>
+              </w:rPr>
+            </w:pPr>
+            <w:r>
+              <w:rPr>
+                <w:color w:val="0D0D0D" w:themeColor="text1" w:themeTint="F2"/>
+              </w:rPr>
+              <w:t xml:space="preserve">TP </w:t>
+            </w:r>
+          </w:p>
+        </w:tc>
+        <w:tc>
+          <w:tcPr>
+            <w:tcW w:w="3005" w:type="dxa"/>
+            <w:shd w:val="clear" w:color="auto" w:fill="C1E4F5" w:themeFill="accent1" w:themeFillTint="33"/>
+          </w:tcPr>
+          <w:p>
+            <w:pPr>
+              <w:rPr>
+                <w:color w:val="A5C9EB" w:themeColor="text2" w:themeTint="40"/>
+              </w:rPr>
+            </w:pPr>
+          </w:p>
+        </w:tc>
+      </w:tr>
+      <w:tr>
+        <w:trPr>
+          <w:trHeight w:val="375"/>
+        </w:trPr>
+        <w:tc>
+          <w:tcPr>
+            <w:tcW w:w="3005" w:type="dxa"/>
+            <w:shd w:val="clear" w:color="auto" w:fill="C1E4F5" w:themeFill="accent1" w:themeFillTint="33"/>
+          </w:tcPr>
+          <w:p>
+            <w:pPr>
+              <w:rPr>
+                <w:color w:val="0D0D0D" w:themeColor="text1" w:themeTint="F2"/>
+              </w:rPr>
+            </w:pPr>
+            <w:r>
+              <w:rPr>
+                <w:color w:val="0D0D0D" w:themeColor="text1" w:themeTint="F2"/>
+              </w:rPr>
+              <w:t>Environmental Requirements</w:t>
+            </w:r>
+          </w:p>
+        </w:tc>
+        <w:tc>
+          <w:tcPr>
+            <w:tcW w:w="3005" w:type="dxa"/>
+            <w:shd w:val="clear" w:color="auto" w:fill="C1E4F5" w:themeFill="accent1" w:themeFillTint="33"/>
+          </w:tcPr>
+          <w:p>
+            <w:pPr>
+              <w:rPr>
+                <w:color w:val="0D0D0D" w:themeColor="text1" w:themeTint="F2"/>
+              </w:rPr>
+            </w:pPr>
+            <w:r>
+              <w:rPr>
+                <w:color w:val="0D0D0D" w:themeColor="text1" w:themeTint="F2"/>
+              </w:rPr>
+              <w:t>MB</w:t>
+            </w:r>
+          </w:p>
+        </w:tc>
+        <w:tc>
+          <w:tcPr>
+            <w:tcW w:w="3005" w:type="dxa"/>
+            <w:shd w:val="clear" w:color="auto" w:fill="C1E4F5" w:themeFill="accent1" w:themeFillTint="33"/>
+          </w:tcPr>
+          <w:p>
+            <w:pPr>
+              <w:rPr>
+                <w:color w:val="A5C9EB" w:themeColor="text2" w:themeTint="40"/>
+              </w:rPr>
+            </w:pPr>
+            <w:r>
+              <w:t>27-Apr-2026</w:t>
+            </w:r>
+          </w:p>
+        </w:tc>
+      </w:tr>
+      <w:tr>
+        <w:trPr>
+          <w:trHeight w:val="375"/>
+        </w:trPr>
+        <w:tc>
+          <w:tcPr>
+            <w:tcW w:w="3005" w:type="dxa"/>
+            <w:shd w:val="clear" w:color="auto" w:fill="C1E4F5" w:themeFill="accent1" w:themeFillTint="33"/>
+          </w:tcPr>
+          <w:p>
+            <w:pPr>
+              <w:rPr>
+                <w:color w:val="0D0D0D" w:themeColor="text1" w:themeTint="F2"/>
+              </w:rPr>
+            </w:pPr>
+            <w:r>
+              <w:rPr>
+                <w:color w:val="0D0D0D" w:themeColor="text1" w:themeTint="F2"/>
+              </w:rPr>
+              <w:t>Milestones and deliverables</w:t>
+            </w:r>
+          </w:p>
+        </w:tc>
+        <w:tc>
+          <w:tcPr>
+            <w:tcW w:w="3005" w:type="dxa"/>
+            <w:shd w:val="clear" w:color="auto" w:fill="C1E4F5" w:themeFill="accent1" w:themeFillTint="33"/>
+          </w:tcPr>
+          <w:p>
+            <w:pPr>
+              <w:rPr>
+                <w:color w:val="0D0D0D" w:themeColor="text1" w:themeTint="F2"/>
+              </w:rPr>
+            </w:pPr>
+            <w:r>
+              <w:rPr>
+                <w:color w:val="0D0D0D" w:themeColor="text1" w:themeTint="F2"/>
+              </w:rPr>
+              <w:t xml:space="preserve">OS </w:t>
+            </w:r>
+          </w:p>
+        </w:tc>
+        <w:tc>
+          <w:tcPr>
+            <w:tcW w:w="3005" w:type="dxa"/>
+            <w:shd w:val="clear" w:color="auto" w:fill="C1E4F5" w:themeFill="accent1" w:themeFillTint="33"/>
+          </w:tcPr>
+          <w:p>
+            <w:pPr>
+              <w:rPr>
+                <w:color w:val="A5C9EB" w:themeColor="text2" w:themeTint="40"/>
+              </w:rPr>
+            </w:pPr>
+          </w:p>
+        </w:tc>
+      </w:tr>
+      <w:tr>
+        <w:trPr>
+          <w:trHeight w:val="375"/>
+        </w:trPr>
+        <w:tc>
+          <w:tcPr>
+            <w:tcW w:w="3005" w:type="dxa"/>
+            <w:shd w:val="clear" w:color="auto" w:fill="C1E4F5" w:themeFill="accent1" w:themeFillTint="33"/>
+          </w:tcPr>
+          <w:p>
+            <w:pPr>
+              <w:rPr>
+                <w:color w:val="0D0D0D" w:themeColor="text1" w:themeTint="F2"/>
+              </w:rPr>
+            </w:pPr>
+            <w:r>
+              <w:rPr>
+                <w:color w:val="0D0D0D" w:themeColor="text1" w:themeTint="F2"/>
+              </w:rPr>
+              <w:t xml:space="preserve">Testing </w:t>
+            </w:r>
+          </w:p>
+        </w:tc>
+        <w:tc>
+          <w:tcPr>
+            <w:tcW w:w="3005" w:type="dxa"/>
+            <w:shd w:val="clear" w:color="auto" w:fill="C1E4F5" w:themeFill="accent1" w:themeFillTint="33"/>
+          </w:tcPr>
+          <w:p>
+            <w:pPr>
+              <w:rPr>
+                <w:color w:val="0D0D0D" w:themeColor="text1" w:themeTint="F2"/>
+              </w:rPr>
+            </w:pPr>
+            <w:r>
+              <w:rPr>
+                <w:color w:val="0D0D0D" w:themeColor="text1" w:themeTint="F2"/>
+              </w:rPr>
+              <w:t>TP/MB/EA/OS</w:t>
+            </w:r>
+          </w:p>
+          <w:p>
+            <w:pPr>
+              <w:rPr>
+                <w:color w:val="0D0D0D" w:themeColor="text1" w:themeTint="F2"/>
+              </w:rPr>
+            </w:pPr>
+          </w:p>
+        </w:tc>
+        <w:tc>
+          <w:tcPr>
+            <w:tcW w:w="3005" w:type="dxa"/>
+            <w:shd w:val="clear" w:color="auto" w:fill="C1E4F5" w:themeFill="accent1" w:themeFillTint="33"/>
+          </w:tcPr>
+          <w:p>
+            <w:pPr>
+              <w:rPr>
+                <w:color w:val="A5C9EB" w:themeColor="text2" w:themeTint="40"/>
+              </w:rPr>
+            </w:pPr>
+          </w:p>
+        </w:tc>
+      </w:tr>
+      <w:tr>
+        <w:trPr>
           <w:trHeight w:val="300"/>
         </w:trPr>
         <w:tc>
@@ -447,137 +892,17 @@
               <w:t xml:space="preserve">Section 5) </w:t>
             </w:r>
             <w:r>
-              <w:t xml:space="preserve">Surveys/Questionnaires </w:t>
-            </w:r>
-          </w:p>
-        </w:tc>
-        <w:tc>
-          <w:tcPr>
-            <w:tcW w:w="3005" w:type="dxa"/>
-          </w:tcPr>
-          <w:p>
-            <w:r>
-              <w:t>MB</w:t>
-            </w:r>
-          </w:p>
-        </w:tc>
-        <w:tc>
-          <w:tcPr>
-            <w:tcW w:w="3005" w:type="dxa"/>
-          </w:tcPr>
-          <w:p>
-            <w:r>
-              <w:t>27-Apr-2026</w:t>
-            </w:r>
-          </w:p>
-        </w:tc>
-      </w:tr>
-      <w:tr>
-        <w:trPr>
-          <w:trHeight w:val="300"/>
-        </w:trPr>
-        <w:tc>
-          <w:tcPr>
-            <w:tcW w:w="3005" w:type="dxa"/>
-          </w:tcPr>
-          <w:p>
-            <w:r>
-              <w:t xml:space="preserve">Section 5) </w:t>
-            </w:r>
-            <w:r>
-              <w:t>Unit Testing</w:t>
-            </w:r>
-          </w:p>
-        </w:tc>
-        <w:tc>
-          <w:tcPr>
-            <w:tcW w:w="3005" w:type="dxa"/>
-          </w:tcPr>
-          <w:p>
-            <w:r>
-              <w:t xml:space="preserve">MB/EA </w:t>
-            </w:r>
-          </w:p>
-        </w:tc>
-        <w:tc>
-          <w:tcPr>
-            <w:tcW w:w="3005" w:type="dxa"/>
-          </w:tcPr>
-          <w:p>
-            <w:r>
-              <w:t xml:space="preserve">MB </w:t>
-            </w:r>
-            <w:r>
-              <w:t>27-Apr-2026</w:t>
-            </w:r>
-          </w:p>
-        </w:tc>
-      </w:tr>
-      <w:tr>
-        <w:trPr>
-          <w:trHeight w:val="300"/>
-        </w:trPr>
-        <w:tc>
-          <w:tcPr>
-            <w:tcW w:w="3005" w:type="dxa"/>
-          </w:tcPr>
-          <w:p>
-            <w:r>
-              <w:t xml:space="preserve">Section 5) </w:t>
-            </w:r>
-            <w:r>
-              <w:t>post-Project</w:t>
-            </w:r>
-            <w:r>
-              <w:t xml:space="preserve"> support </w:t>
-            </w:r>
-          </w:p>
-        </w:tc>
-        <w:tc>
-          <w:tcPr>
-            <w:tcW w:w="3005" w:type="dxa"/>
-          </w:tcPr>
-          <w:p>
-            <w:r>
-              <w:t xml:space="preserve">MB </w:t>
-            </w:r>
-          </w:p>
-        </w:tc>
-        <w:tc>
-          <w:tcPr>
-            <w:tcW w:w="3005" w:type="dxa"/>
-          </w:tcPr>
-          <w:p>
-            <w:r>
-              <w:t>27-Apr-2026</w:t>
-            </w:r>
-          </w:p>
-        </w:tc>
-      </w:tr>
-      <w:tr>
-        <w:trPr>
-          <w:trHeight w:val="300"/>
-        </w:trPr>
-        <w:tc>
-          <w:tcPr>
-            <w:tcW w:w="3005" w:type="dxa"/>
-          </w:tcPr>
-          <w:p>
-            <w:r>
-              <w:t xml:space="preserve">Section 5) </w:t>
-            </w:r>
-            <w:r>
-              <w:t xml:space="preserve">QA Results </w:t>
-            </w:r>
-          </w:p>
-        </w:tc>
-        <w:tc>
-          <w:tcPr>
-            <w:tcW w:w="3005" w:type="dxa"/>
-          </w:tcPr>
-          <w:p>
-            <w:r>
-              <w:t xml:space="preserve">OS </w:t>
+              <w:t xml:space="preserve">Quality Assurance Taken </w:t>
+            </w:r>
+          </w:p>
+        </w:tc>
+        <w:tc>
+          <w:tcPr>
+            <w:tcW w:w="3005" w:type="dxa"/>
+          </w:tcPr>
+          <w:p>
+            <w:r>
+              <w:t>OS</w:t>
             </w:r>
           </w:p>
         </w:tc>
@@ -590,330 +915,6 @@
       </w:tr>
       <w:tr>
         <w:trPr>
-          <w:trHeight w:val="375"/>
-        </w:trPr>
-        <w:tc>
-          <w:tcPr>
-            <w:tcW w:w="3005" w:type="dxa"/>
-            <w:shd w:val="clear" w:color="auto" w:fill="C1E4F5" w:themeFill="accent1" w:themeFillTint="33"/>
-          </w:tcPr>
-          <w:p>
-            <w:pPr>
-              <w:rPr>
-                <w:color w:val="0D0D0D" w:themeColor="text1" w:themeTint="F2"/>
-              </w:rPr>
-            </w:pPr>
-            <w:r>
-              <w:rPr>
-                <w:color w:val="0D0D0D" w:themeColor="text1" w:themeTint="F2"/>
-              </w:rPr>
-              <w:t>Section 5/</w:t>
-            </w:r>
-            <w:r>
-              <w:rPr>
-                <w:color w:val="0D0D0D" w:themeColor="text1" w:themeTint="F2"/>
-              </w:rPr>
-              <w:t xml:space="preserve">UAT </w:t>
-            </w:r>
-          </w:p>
-        </w:tc>
-        <w:tc>
-          <w:tcPr>
-            <w:tcW w:w="3005" w:type="dxa"/>
-            <w:shd w:val="clear" w:color="auto" w:fill="C1E4F5" w:themeFill="accent1" w:themeFillTint="33"/>
-          </w:tcPr>
-          <w:p>
-            <w:pPr>
-              <w:rPr>
-                <w:color w:val="0D0D0D" w:themeColor="text1" w:themeTint="F2"/>
-              </w:rPr>
-            </w:pPr>
-          </w:p>
-        </w:tc>
-        <w:tc>
-          <w:tcPr>
-            <w:tcW w:w="3005" w:type="dxa"/>
-            <w:shd w:val="clear" w:color="auto" w:fill="C1E4F5" w:themeFill="accent1" w:themeFillTint="33"/>
-          </w:tcPr>
-          <w:p>
-            <w:pPr>
-              <w:rPr>
-                <w:color w:val="A5C9EB" w:themeColor="text2" w:themeTint="40"/>
-              </w:rPr>
-            </w:pPr>
-          </w:p>
-        </w:tc>
-      </w:tr>
-      <w:tr>
-        <w:trPr>
-          <w:trHeight w:val="375"/>
-        </w:trPr>
-        <w:tc>
-          <w:tcPr>
-            <w:tcW w:w="3005" w:type="dxa"/>
-            <w:shd w:val="clear" w:color="auto" w:fill="C1E4F5" w:themeFill="accent1" w:themeFillTint="33"/>
-          </w:tcPr>
-          <w:p>
-            <w:pPr>
-              <w:rPr>
-                <w:color w:val="0D0D0D" w:themeColor="text1" w:themeTint="F2"/>
-              </w:rPr>
-            </w:pPr>
-            <w:r>
-              <w:rPr>
-                <w:color w:val="0D0D0D" w:themeColor="text1" w:themeTint="F2"/>
-              </w:rPr>
-              <w:t>Scope</w:t>
-            </w:r>
-          </w:p>
-        </w:tc>
-        <w:tc>
-          <w:tcPr>
-            <w:tcW w:w="3005" w:type="dxa"/>
-            <w:shd w:val="clear" w:color="auto" w:fill="C1E4F5" w:themeFill="accent1" w:themeFillTint="33"/>
-          </w:tcPr>
-          <w:p>
-            <w:pPr>
-              <w:rPr>
-                <w:color w:val="0D0D0D" w:themeColor="text1" w:themeTint="F2"/>
-              </w:rPr>
-            </w:pPr>
-            <w:r>
-              <w:rPr>
-                <w:color w:val="0D0D0D" w:themeColor="text1" w:themeTint="F2"/>
-              </w:rPr>
-              <w:t xml:space="preserve">TP </w:t>
-            </w:r>
-          </w:p>
-        </w:tc>
-        <w:tc>
-          <w:tcPr>
-            <w:tcW w:w="3005" w:type="dxa"/>
-            <w:shd w:val="clear" w:color="auto" w:fill="C1E4F5" w:themeFill="accent1" w:themeFillTint="33"/>
-          </w:tcPr>
-          <w:p>
-            <w:pPr>
-              <w:rPr>
-                <w:color w:val="A5C9EB" w:themeColor="text2" w:themeTint="40"/>
-              </w:rPr>
-            </w:pPr>
-          </w:p>
-        </w:tc>
-      </w:tr>
-      <w:tr>
-        <w:trPr>
-          <w:trHeight w:val="375"/>
-        </w:trPr>
-        <w:tc>
-          <w:tcPr>
-            <w:tcW w:w="3005" w:type="dxa"/>
-            <w:shd w:val="clear" w:color="auto" w:fill="C1E4F5" w:themeFill="accent1" w:themeFillTint="33"/>
-          </w:tcPr>
-          <w:p>
-            <w:pPr>
-              <w:rPr>
-                <w:color w:val="0D0D0D" w:themeColor="text1" w:themeTint="F2"/>
-              </w:rPr>
-            </w:pPr>
-            <w:r>
-              <w:rPr>
-                <w:color w:val="0D0D0D" w:themeColor="text1" w:themeTint="F2"/>
-              </w:rPr>
-              <w:t>Environmental Requirements</w:t>
-            </w:r>
-          </w:p>
-        </w:tc>
-        <w:tc>
-          <w:tcPr>
-            <w:tcW w:w="3005" w:type="dxa"/>
-            <w:shd w:val="clear" w:color="auto" w:fill="C1E4F5" w:themeFill="accent1" w:themeFillTint="33"/>
-          </w:tcPr>
-          <w:p>
-            <w:pPr>
-              <w:rPr>
-                <w:color w:val="0D0D0D" w:themeColor="text1" w:themeTint="F2"/>
-              </w:rPr>
-            </w:pPr>
-            <w:r>
-              <w:rPr>
-                <w:color w:val="0D0D0D" w:themeColor="text1" w:themeTint="F2"/>
-              </w:rPr>
-              <w:t>MB</w:t>
-            </w:r>
-          </w:p>
-        </w:tc>
-        <w:tc>
-          <w:tcPr>
-            <w:tcW w:w="3005" w:type="dxa"/>
-            <w:shd w:val="clear" w:color="auto" w:fill="C1E4F5" w:themeFill="accent1" w:themeFillTint="33"/>
-          </w:tcPr>
-          <w:p>
-            <w:pPr>
-              <w:rPr>
-                <w:color w:val="A5C9EB" w:themeColor="text2" w:themeTint="40"/>
-              </w:rPr>
-            </w:pPr>
-            <w:r>
-              <w:t>27-Apr-2026</w:t>
-            </w:r>
-          </w:p>
-        </w:tc>
-      </w:tr>
-      <w:tr>
-        <w:trPr>
-          <w:trHeight w:val="375"/>
-        </w:trPr>
-        <w:tc>
-          <w:tcPr>
-            <w:tcW w:w="3005" w:type="dxa"/>
-            <w:shd w:val="clear" w:color="auto" w:fill="C1E4F5" w:themeFill="accent1" w:themeFillTint="33"/>
-          </w:tcPr>
-          <w:p>
-            <w:pPr>
-              <w:rPr>
-                <w:color w:val="0D0D0D" w:themeColor="text1" w:themeTint="F2"/>
-              </w:rPr>
-            </w:pPr>
-            <w:r>
-              <w:rPr>
-                <w:color w:val="0D0D0D" w:themeColor="text1" w:themeTint="F2"/>
-              </w:rPr>
-              <w:t>Milestones and deliverables</w:t>
-            </w:r>
-          </w:p>
-        </w:tc>
-        <w:tc>
-          <w:tcPr>
-            <w:tcW w:w="3005" w:type="dxa"/>
-            <w:shd w:val="clear" w:color="auto" w:fill="C1E4F5" w:themeFill="accent1" w:themeFillTint="33"/>
-          </w:tcPr>
-          <w:p>
-            <w:pPr>
-              <w:rPr>
-                <w:color w:val="0D0D0D" w:themeColor="text1" w:themeTint="F2"/>
-              </w:rPr>
-            </w:pPr>
-            <w:r>
-              <w:rPr>
-                <w:color w:val="0D0D0D" w:themeColor="text1" w:themeTint="F2"/>
-              </w:rPr>
-              <w:t xml:space="preserve">OS </w:t>
-            </w:r>
-          </w:p>
-        </w:tc>
-        <w:tc>
-          <w:tcPr>
-            <w:tcW w:w="3005" w:type="dxa"/>
-            <w:shd w:val="clear" w:color="auto" w:fill="C1E4F5" w:themeFill="accent1" w:themeFillTint="33"/>
-          </w:tcPr>
-          <w:p>
-            <w:pPr>
-              <w:rPr>
-                <w:color w:val="A5C9EB" w:themeColor="text2" w:themeTint="40"/>
-              </w:rPr>
-            </w:pPr>
-          </w:p>
-        </w:tc>
-      </w:tr>
-      <w:tr>
-        <w:trPr>
-          <w:trHeight w:val="375"/>
-        </w:trPr>
-        <w:tc>
-          <w:tcPr>
-            <w:tcW w:w="3005" w:type="dxa"/>
-            <w:shd w:val="clear" w:color="auto" w:fill="C1E4F5" w:themeFill="accent1" w:themeFillTint="33"/>
-          </w:tcPr>
-          <w:p>
-            <w:pPr>
-              <w:rPr>
-                <w:color w:val="0D0D0D" w:themeColor="text1" w:themeTint="F2"/>
-              </w:rPr>
-            </w:pPr>
-            <w:r>
-              <w:rPr>
-                <w:color w:val="0D0D0D" w:themeColor="text1" w:themeTint="F2"/>
-              </w:rPr>
-              <w:t xml:space="preserve">Testing </w:t>
-            </w:r>
-          </w:p>
-        </w:tc>
-        <w:tc>
-          <w:tcPr>
-            <w:tcW w:w="3005" w:type="dxa"/>
-            <w:shd w:val="clear" w:color="auto" w:fill="C1E4F5" w:themeFill="accent1" w:themeFillTint="33"/>
-          </w:tcPr>
-          <w:p>
-            <w:pPr>
-              <w:rPr>
-                <w:color w:val="0D0D0D" w:themeColor="text1" w:themeTint="F2"/>
-              </w:rPr>
-            </w:pPr>
-            <w:r>
-              <w:rPr>
-                <w:color w:val="0D0D0D" w:themeColor="text1" w:themeTint="F2"/>
-              </w:rPr>
-              <w:t>TP/MB/EA/OS</w:t>
-            </w:r>
-          </w:p>
-          <w:p>
-            <w:pPr>
-              <w:rPr>
-                <w:color w:val="0D0D0D" w:themeColor="text1" w:themeTint="F2"/>
-              </w:rPr>
-            </w:pPr>
-          </w:p>
-        </w:tc>
-        <w:tc>
-          <w:tcPr>
-            <w:tcW w:w="3005" w:type="dxa"/>
-            <w:shd w:val="clear" w:color="auto" w:fill="C1E4F5" w:themeFill="accent1" w:themeFillTint="33"/>
-          </w:tcPr>
-          <w:p>
-            <w:pPr>
-              <w:rPr>
-                <w:color w:val="A5C9EB" w:themeColor="text2" w:themeTint="40"/>
-              </w:rPr>
-            </w:pPr>
-          </w:p>
-        </w:tc>
-      </w:tr>
-      <w:tr>
-        <w:trPr>
-          <w:trHeight w:val="300"/>
-        </w:trPr>
-        <w:tc>
-          <w:tcPr>
-            <w:tcW w:w="3005" w:type="dxa"/>
-          </w:tcPr>
-          <w:p>
-            <w:r>
-              <w:t xml:space="preserve">Section 5) </w:t>
-            </w:r>
-            <w:r>
-              <w:t xml:space="preserve">Quality Assurance Taken </w:t>
-            </w:r>
-          </w:p>
-        </w:tc>
-        <w:tc>
-          <w:tcPr>
-            <w:tcW w:w="3005" w:type="dxa"/>
-          </w:tcPr>
-          <w:p>
-            <w:r>
-              <w:t>OS</w:t>
-            </w:r>
-          </w:p>
-        </w:tc>
-        <w:tc>
-          <w:tcPr>
-            <w:tcW w:w="3005" w:type="dxa"/>
-          </w:tcPr>
-          <w:p/>
-        </w:tc>
-      </w:tr>
-      <w:tr>
-        <w:trPr>
           <w:trHeight w:val="300"/>
         </w:trPr>
         <w:tc>
@@ -949,7 +950,11 @@
           <w:tcPr>
             <w:tcW w:w="3005" w:type="dxa"/>
           </w:tcPr>
-          <w:p/>
+          <w:p>
+            <w:r>
+              <w:t>MB 28-Apr-2026</w:t>
+            </w:r>
+          </w:p>
         </w:tc>
       </w:tr>
       <w:tr>
@@ -1008,6 +1013,11 @@
           <w:tcPr>
             <w:tcW w:w="3005" w:type="dxa"/>
           </w:tcPr>
+          <w:p>
+            <w:r>
+              <w:t>MB 28-Apr-2026</w:t>
+            </w:r>
+          </w:p>
           <w:p/>
         </w:tc>
       </w:tr>

--- a/Design Documents/Final Submission Group Table.docx
+++ b/Design Documents/Final Submission Group Table.docx
@@ -876,6 +876,9 @@
                 <w:color w:val="A5C9EB" w:themeColor="text2" w:themeTint="40"/>
               </w:rPr>
             </w:pPr>
+            <w:r>
+              <w:t>29-Apr-2026 MB</w:t>
+            </w:r>
           </w:p>
         </w:tc>
       </w:tr>
@@ -932,7 +935,15 @@
               <w:br/>
             </w:r>
             <w:r>
-              <w:t>TP will cover introduction and conclusion, each member contributes to their own part</w:t>
+              <w:t xml:space="preserve">TP will cover introduction and </w:t>
+            </w:r>
+            <w:proofErr w:type="gramStart"/>
+            <w:r>
+              <w:t>conclusion,</w:t>
+            </w:r>
+            <w:proofErr w:type="gramEnd"/>
+            <w:r>
+              <w:t xml:space="preserve"> each member contributes to their own part</w:t>
             </w:r>
           </w:p>
         </w:tc>
@@ -1051,7 +1062,15 @@
           </w:tcPr>
           <w:p>
             <w:r>
-              <w:t>TP/MB/  /   -</w:t>
+              <w:t>TP/MB</w:t>
+            </w:r>
+            <w:proofErr w:type="gramStart"/>
+            <w:r>
+              <w:t>/  /</w:t>
+            </w:r>
+            <w:proofErr w:type="gramEnd"/>
+            <w:r>
+              <w:t xml:space="preserve">   -</w:t>
             </w:r>
           </w:p>
         </w:tc>

--- a/Design Documents/Final Submission Group Table.docx
+++ b/Design Documents/Final Submission Group Table.docx
@@ -935,15 +935,7 @@
               <w:br/>
             </w:r>
             <w:r>
-              <w:t xml:space="preserve">TP will cover introduction and </w:t>
-            </w:r>
-            <w:proofErr w:type="gramStart"/>
-            <w:r>
-              <w:t>conclusion,</w:t>
-            </w:r>
-            <w:proofErr w:type="gramEnd"/>
-            <w:r>
-              <w:t xml:space="preserve"> each member contributes to their own part</w:t>
+              <w:t>TP will cover introduction and conclusion, each member contributes to their own part</w:t>
             </w:r>
           </w:p>
         </w:tc>
@@ -1062,15 +1054,7 @@
           </w:tcPr>
           <w:p>
             <w:r>
-              <w:t>TP/MB</w:t>
-            </w:r>
-            <w:proofErr w:type="gramStart"/>
-            <w:r>
-              <w:t>/  /</w:t>
-            </w:r>
-            <w:proofErr w:type="gramEnd"/>
-            <w:r>
-              <w:t xml:space="preserve">   -</w:t>
+              <w:t>TP/MB/  /   -</w:t>
             </w:r>
           </w:p>
         </w:tc>
@@ -1103,6 +1087,11 @@
           <w:tcPr>
             <w:tcW w:w="3005" w:type="dxa"/>
           </w:tcPr>
+          <w:p>
+            <w:r>
+              <w:t>AI Video / Slides / Presentation Notes – MB 29-Apr-2026</w:t>
+            </w:r>
+          </w:p>
           <w:p/>
         </w:tc>
       </w:tr>

--- a/Design Documents/Final Submission Group Table.docx
+++ b/Design Documents/Final Submission Group Table.docx
@@ -31,7 +31,6 @@
         <w:tc>
           <w:tcPr>
             <w:tcW w:w="3005" w:type="dxa"/>
-            <w:tcMar/>
           </w:tcPr>
           <w:p>
             <w:r>
@@ -42,7 +41,6 @@
         <w:tc>
           <w:tcPr>
             <w:tcW w:w="3005" w:type="dxa"/>
-            <w:tcMar/>
           </w:tcPr>
           <w:p>
             <w:r>
@@ -53,7 +51,6 @@
         <w:tc>
           <w:tcPr>
             <w:tcW w:w="3005" w:type="dxa"/>
-            <w:tcMar/>
           </w:tcPr>
           <w:p>
             <w:r>
@@ -69,7 +66,6 @@
         <w:tc>
           <w:tcPr>
             <w:tcW w:w="3005" w:type="dxa"/>
-            <w:tcMar/>
           </w:tcPr>
           <w:p>
             <w:r>
@@ -83,7 +79,6 @@
         <w:tc>
           <w:tcPr>
             <w:tcW w:w="3005" w:type="dxa"/>
-            <w:tcMar/>
           </w:tcPr>
           <w:p>
             <w:r>
@@ -94,11 +89,9 @@
         <w:tc>
           <w:tcPr>
             <w:tcW w:w="3005" w:type="dxa"/>
-            <w:tcMar/>
-          </w:tcPr>
-          <w:p>
-            <w:r>
-              <w:rPr/>
+          </w:tcPr>
+          <w:p>
+            <w:r>
               <w:t>23-04-2026</w:t>
             </w:r>
           </w:p>
@@ -111,7 +104,6 @@
         <w:tc>
           <w:tcPr>
             <w:tcW w:w="3005" w:type="dxa"/>
-            <w:tcMar/>
           </w:tcPr>
           <w:p>
             <w:r>
@@ -125,7 +117,6 @@
         <w:tc>
           <w:tcPr>
             <w:tcW w:w="3005" w:type="dxa"/>
-            <w:tcMar/>
           </w:tcPr>
           <w:p>
             <w:r>
@@ -136,11 +127,9 @@
         <w:tc>
           <w:tcPr>
             <w:tcW w:w="3005" w:type="dxa"/>
-            <w:tcMar/>
-          </w:tcPr>
-          <w:p>
-            <w:r>
-              <w:rPr/>
+          </w:tcPr>
+          <w:p>
+            <w:r>
               <w:t>23-04-2026</w:t>
             </w:r>
           </w:p>
@@ -154,7 +143,6 @@
         <w:tc>
           <w:tcPr>
             <w:tcW w:w="3005" w:type="dxa"/>
-            <w:tcMar/>
           </w:tcPr>
           <w:p>
             <w:r>
@@ -168,7 +156,6 @@
         <w:tc>
           <w:tcPr>
             <w:tcW w:w="3005" w:type="dxa"/>
-            <w:tcMar/>
           </w:tcPr>
           <w:p>
             <w:r>
@@ -179,7 +166,6 @@
         <w:tc>
           <w:tcPr>
             <w:tcW w:w="3005" w:type="dxa"/>
-            <w:tcMar/>
           </w:tcPr>
           <w:p>
             <w:r>
@@ -195,7 +181,6 @@
         <w:tc>
           <w:tcPr>
             <w:tcW w:w="3005" w:type="dxa"/>
-            <w:tcMar/>
           </w:tcPr>
           <w:p>
             <w:r>
@@ -209,7 +194,6 @@
         <w:tc>
           <w:tcPr>
             <w:tcW w:w="3005" w:type="dxa"/>
-            <w:tcMar/>
           </w:tcPr>
           <w:p>
             <w:r>
@@ -220,11 +204,9 @@
         <w:tc>
           <w:tcPr>
             <w:tcW w:w="3005" w:type="dxa"/>
-            <w:tcMar/>
-          </w:tcPr>
-          <w:p>
-            <w:r>
-              <w:rPr/>
+          </w:tcPr>
+          <w:p>
+            <w:r>
               <w:t>23-04-2026</w:t>
             </w:r>
           </w:p>
@@ -238,7 +220,6 @@
         <w:tc>
           <w:tcPr>
             <w:tcW w:w="3005" w:type="dxa"/>
-            <w:tcMar/>
           </w:tcPr>
           <w:p>
             <w:r>
@@ -252,7 +233,6 @@
         <w:tc>
           <w:tcPr>
             <w:tcW w:w="3005" w:type="dxa"/>
-            <w:tcMar/>
           </w:tcPr>
           <w:p>
             <w:r>
@@ -263,7 +243,6 @@
         <w:tc>
           <w:tcPr>
             <w:tcW w:w="3005" w:type="dxa"/>
-            <w:tcMar/>
           </w:tcPr>
           <w:p/>
         </w:tc>
@@ -275,7 +254,6 @@
         <w:tc>
           <w:tcPr>
             <w:tcW w:w="3005" w:type="dxa"/>
-            <w:tcMar/>
           </w:tcPr>
           <w:p>
             <w:r>
@@ -295,7 +273,6 @@
         <w:tc>
           <w:tcPr>
             <w:tcW w:w="3005" w:type="dxa"/>
-            <w:tcMar/>
           </w:tcPr>
           <w:p>
             <w:r>
@@ -306,7 +283,6 @@
         <w:tc>
           <w:tcPr>
             <w:tcW w:w="3005" w:type="dxa"/>
-            <w:tcMar/>
           </w:tcPr>
           <w:p>
             <w:r>
@@ -322,7 +298,6 @@
         <w:tc>
           <w:tcPr>
             <w:tcW w:w="3005" w:type="dxa"/>
-            <w:tcMar/>
           </w:tcPr>
           <w:p>
             <w:r>
@@ -345,7 +320,6 @@
         <w:tc>
           <w:tcPr>
             <w:tcW w:w="3005" w:type="dxa"/>
-            <w:tcMar/>
           </w:tcPr>
           <w:p>
             <w:r>
@@ -356,7 +330,6 @@
         <w:tc>
           <w:tcPr>
             <w:tcW w:w="3005" w:type="dxa"/>
-            <w:tcMar/>
           </w:tcPr>
           <w:p/>
         </w:tc>
@@ -368,7 +341,6 @@
         <w:tc>
           <w:tcPr>
             <w:tcW w:w="3005" w:type="dxa"/>
-            <w:tcMar/>
           </w:tcPr>
           <w:p>
             <w:r>
@@ -388,7 +360,6 @@
         <w:tc>
           <w:tcPr>
             <w:tcW w:w="3005" w:type="dxa"/>
-            <w:tcMar/>
           </w:tcPr>
           <w:p>
             <w:r>
@@ -399,7 +370,6 @@
         <w:tc>
           <w:tcPr>
             <w:tcW w:w="3005" w:type="dxa"/>
-            <w:tcMar/>
           </w:tcPr>
           <w:p>
             <w:r>
@@ -415,7 +385,6 @@
         <w:tc>
           <w:tcPr>
             <w:tcW w:w="3005" w:type="dxa"/>
-            <w:tcMar/>
           </w:tcPr>
           <w:p>
             <w:r>
@@ -435,14 +404,12 @@
         <w:tc>
           <w:tcPr>
             <w:tcW w:w="3005" w:type="dxa"/>
-            <w:tcMar/>
           </w:tcPr>
           <w:p/>
         </w:tc>
         <w:tc>
           <w:tcPr>
             <w:tcW w:w="3005" w:type="dxa"/>
-            <w:tcMar/>
           </w:tcPr>
           <w:p>
             <w:r>
@@ -458,7 +425,6 @@
         <w:tc>
           <w:tcPr>
             <w:tcW w:w="3005" w:type="dxa"/>
-            <w:tcMar/>
           </w:tcPr>
           <w:p>
             <w:r>
@@ -472,7 +438,6 @@
         <w:tc>
           <w:tcPr>
             <w:tcW w:w="3005" w:type="dxa"/>
-            <w:tcMar/>
           </w:tcPr>
           <w:p>
             <w:r>
@@ -483,7 +448,6 @@
         <w:tc>
           <w:tcPr>
             <w:tcW w:w="3005" w:type="dxa"/>
-            <w:tcMar/>
           </w:tcPr>
           <w:p/>
         </w:tc>
@@ -495,7 +459,6 @@
         <w:tc>
           <w:tcPr>
             <w:tcW w:w="3005" w:type="dxa"/>
-            <w:tcMar/>
           </w:tcPr>
           <w:p>
             <w:r>
@@ -509,7 +472,6 @@
         <w:tc>
           <w:tcPr>
             <w:tcW w:w="3005" w:type="dxa"/>
-            <w:tcMar/>
           </w:tcPr>
           <w:p>
             <w:r>
@@ -520,7 +482,6 @@
         <w:tc>
           <w:tcPr>
             <w:tcW w:w="3005" w:type="dxa"/>
-            <w:tcMar/>
           </w:tcPr>
           <w:p>
             <w:r>
@@ -536,7 +497,6 @@
         <w:tc>
           <w:tcPr>
             <w:tcW w:w="3005" w:type="dxa"/>
-            <w:tcMar/>
           </w:tcPr>
           <w:p>
             <w:r>
@@ -550,7 +510,6 @@
         <w:tc>
           <w:tcPr>
             <w:tcW w:w="3005" w:type="dxa"/>
-            <w:tcMar/>
           </w:tcPr>
           <w:p>
             <w:r>
@@ -561,7 +520,6 @@
         <w:tc>
           <w:tcPr>
             <w:tcW w:w="3005" w:type="dxa"/>
-            <w:tcMar/>
           </w:tcPr>
           <w:p>
             <w:r>
@@ -577,7 +535,6 @@
         <w:tc>
           <w:tcPr>
             <w:tcW w:w="3005" w:type="dxa"/>
-            <w:tcMar/>
           </w:tcPr>
           <w:p>
             <w:r>
@@ -594,7 +551,6 @@
         <w:tc>
           <w:tcPr>
             <w:tcW w:w="3005" w:type="dxa"/>
-            <w:tcMar/>
           </w:tcPr>
           <w:p>
             <w:r>
@@ -605,7 +561,6 @@
         <w:tc>
           <w:tcPr>
             <w:tcW w:w="3005" w:type="dxa"/>
-            <w:tcMar/>
           </w:tcPr>
           <w:p>
             <w:r>
@@ -621,7 +576,6 @@
         <w:tc>
           <w:tcPr>
             <w:tcW w:w="3005" w:type="dxa"/>
-            <w:tcMar/>
           </w:tcPr>
           <w:p>
             <w:r>
@@ -635,7 +589,6 @@
         <w:tc>
           <w:tcPr>
             <w:tcW w:w="3005" w:type="dxa"/>
-            <w:tcMar/>
           </w:tcPr>
           <w:p>
             <w:r>
@@ -646,7 +599,6 @@
         <w:tc>
           <w:tcPr>
             <w:tcW w:w="3005" w:type="dxa"/>
-            <w:tcMar/>
           </w:tcPr>
           <w:p/>
         </w:tc>
@@ -659,7 +611,6 @@
           <w:tcPr>
             <w:tcW w:w="3005" w:type="dxa"/>
             <w:shd w:val="clear" w:color="auto" w:fill="C1E4F5" w:themeFill="accent1" w:themeFillTint="33"/>
-            <w:tcMar/>
           </w:tcPr>
           <w:p>
             <w:pPr>
@@ -685,7 +636,6 @@
           <w:tcPr>
             <w:tcW w:w="3005" w:type="dxa"/>
             <w:shd w:val="clear" w:color="auto" w:fill="C1E4F5" w:themeFill="accent1" w:themeFillTint="33"/>
-            <w:tcMar/>
           </w:tcPr>
           <w:p>
             <w:pPr>
@@ -699,7 +649,6 @@
           <w:tcPr>
             <w:tcW w:w="3005" w:type="dxa"/>
             <w:shd w:val="clear" w:color="auto" w:fill="C1E4F5" w:themeFill="accent1" w:themeFillTint="33"/>
-            <w:tcMar/>
           </w:tcPr>
           <w:p>
             <w:pPr>
@@ -718,7 +667,6 @@
           <w:tcPr>
             <w:tcW w:w="3005" w:type="dxa"/>
             <w:shd w:val="clear" w:color="auto" w:fill="C1E4F5" w:themeFill="accent1" w:themeFillTint="33"/>
-            <w:tcMar/>
           </w:tcPr>
           <w:p>
             <w:pPr>
@@ -738,7 +686,6 @@
           <w:tcPr>
             <w:tcW w:w="3005" w:type="dxa"/>
             <w:shd w:val="clear" w:color="auto" w:fill="C1E4F5" w:themeFill="accent1" w:themeFillTint="33"/>
-            <w:tcMar/>
           </w:tcPr>
           <w:p>
             <w:pPr>
@@ -758,12 +705,9 @@
           <w:tcPr>
             <w:tcW w:w="3005" w:type="dxa"/>
             <w:shd w:val="clear" w:color="auto" w:fill="C1E4F5" w:themeFill="accent1" w:themeFillTint="33"/>
-            <w:tcMar/>
-          </w:tcPr>
-          <w:p>
-            <w:pPr/>
-            <w:r>
-              <w:rPr/>
+          </w:tcPr>
+          <w:p>
+            <w:r>
               <w:t>23-04-2026</w:t>
             </w:r>
           </w:p>
@@ -784,7 +728,6 @@
           <w:tcPr>
             <w:tcW w:w="3005" w:type="dxa"/>
             <w:shd w:val="clear" w:color="auto" w:fill="C1E4F5" w:themeFill="accent1" w:themeFillTint="33"/>
-            <w:tcMar/>
           </w:tcPr>
           <w:p>
             <w:pPr>
@@ -804,7 +747,6 @@
           <w:tcPr>
             <w:tcW w:w="3005" w:type="dxa"/>
             <w:shd w:val="clear" w:color="auto" w:fill="C1E4F5" w:themeFill="accent1" w:themeFillTint="33"/>
-            <w:tcMar/>
           </w:tcPr>
           <w:p>
             <w:pPr>
@@ -824,7 +766,6 @@
           <w:tcPr>
             <w:tcW w:w="3005" w:type="dxa"/>
             <w:shd w:val="clear" w:color="auto" w:fill="C1E4F5" w:themeFill="accent1" w:themeFillTint="33"/>
-            <w:tcMar/>
           </w:tcPr>
           <w:p>
             <w:pPr>
@@ -846,7 +787,6 @@
           <w:tcPr>
             <w:tcW w:w="3005" w:type="dxa"/>
             <w:shd w:val="clear" w:color="auto" w:fill="C1E4F5" w:themeFill="accent1" w:themeFillTint="33"/>
-            <w:tcMar/>
           </w:tcPr>
           <w:p>
             <w:pPr>
@@ -866,7 +806,6 @@
           <w:tcPr>
             <w:tcW w:w="3005" w:type="dxa"/>
             <w:shd w:val="clear" w:color="auto" w:fill="C1E4F5" w:themeFill="accent1" w:themeFillTint="33"/>
-            <w:tcMar/>
           </w:tcPr>
           <w:p>
             <w:pPr>
@@ -886,7 +825,6 @@
           <w:tcPr>
             <w:tcW w:w="3005" w:type="dxa"/>
             <w:shd w:val="clear" w:color="auto" w:fill="C1E4F5" w:themeFill="accent1" w:themeFillTint="33"/>
-            <w:tcMar/>
           </w:tcPr>
           <w:p>
             <w:pPr>
@@ -905,7 +843,6 @@
           <w:tcPr>
             <w:tcW w:w="3005" w:type="dxa"/>
             <w:shd w:val="clear" w:color="auto" w:fill="C1E4F5" w:themeFill="accent1" w:themeFillTint="33"/>
-            <w:tcMar/>
           </w:tcPr>
           <w:p>
             <w:pPr>
@@ -925,7 +862,6 @@
           <w:tcPr>
             <w:tcW w:w="3005" w:type="dxa"/>
             <w:shd w:val="clear" w:color="auto" w:fill="C1E4F5" w:themeFill="accent1" w:themeFillTint="33"/>
-            <w:tcMar/>
           </w:tcPr>
           <w:p>
             <w:pPr>
@@ -952,7 +888,6 @@
           <w:tcPr>
             <w:tcW w:w="3005" w:type="dxa"/>
             <w:shd w:val="clear" w:color="auto" w:fill="C1E4F5" w:themeFill="accent1" w:themeFillTint="33"/>
-            <w:tcMar/>
           </w:tcPr>
           <w:p>
             <w:pPr>
@@ -973,7 +908,6 @@
         <w:tc>
           <w:tcPr>
             <w:tcW w:w="3005" w:type="dxa"/>
-            <w:tcMar/>
           </w:tcPr>
           <w:p>
             <w:r>
@@ -987,7 +921,6 @@
         <w:tc>
           <w:tcPr>
             <w:tcW w:w="3005" w:type="dxa"/>
-            <w:tcMar/>
           </w:tcPr>
           <w:p>
             <w:r>
@@ -998,7 +931,6 @@
         <w:tc>
           <w:tcPr>
             <w:tcW w:w="3005" w:type="dxa"/>
-            <w:tcMar/>
           </w:tcPr>
           <w:p/>
         </w:tc>
@@ -1010,7 +942,6 @@
         <w:tc>
           <w:tcPr>
             <w:tcW w:w="3005" w:type="dxa"/>
-            <w:tcMar/>
           </w:tcPr>
           <w:p>
             <w:r>
@@ -1030,7 +961,6 @@
         <w:tc>
           <w:tcPr>
             <w:tcW w:w="3005" w:type="dxa"/>
-            <w:tcMar/>
           </w:tcPr>
           <w:p>
             <w:r>
@@ -1041,17 +971,14 @@
         <w:tc>
           <w:tcPr>
             <w:tcW w:w="3005" w:type="dxa"/>
-            <w:tcMar/>
-          </w:tcPr>
-          <w:p>
-            <w:r>
-              <w:rPr/>
+          </w:tcPr>
+          <w:p>
+            <w:r>
               <w:t>MB 28-Apr-2026</w:t>
             </w:r>
           </w:p>
           <w:p>
             <w:r>
-              <w:rPr/>
               <w:t>23-04-2026</w:t>
             </w:r>
           </w:p>
@@ -1065,10 +992,10 @@
         <w:tc>
           <w:tcPr>
             <w:tcW w:w="3005" w:type="dxa"/>
-            <w:tcMar/>
-          </w:tcPr>
-          <w:p>
-            <w:r>
+          </w:tcPr>
+          <w:p>
+            <w:r>
+              <w:lastRenderedPageBreak/>
               <w:t xml:space="preserve">References/Appendix </w:t>
             </w:r>
           </w:p>
@@ -1076,14 +1003,12 @@
         <w:tc>
           <w:tcPr>
             <w:tcW w:w="3005" w:type="dxa"/>
-            <w:tcMar/>
           </w:tcPr>
           <w:p/>
         </w:tc>
         <w:tc>
           <w:tcPr>
             <w:tcW w:w="3005" w:type="dxa"/>
-            <w:tcMar/>
           </w:tcPr>
           <w:p/>
         </w:tc>
@@ -1095,11 +1020,9 @@
         <w:tc>
           <w:tcPr>
             <w:tcW w:w="3005" w:type="dxa"/>
-            <w:tcMar/>
-          </w:tcPr>
-          <w:p>
-            <w:r>
-              <w:lastRenderedPageBreak/>
+          </w:tcPr>
+          <w:p>
+            <w:r>
               <w:t xml:space="preserve">Personal Evaluation </w:t>
             </w:r>
           </w:p>
@@ -1107,7 +1030,6 @@
         <w:tc>
           <w:tcPr>
             <w:tcW w:w="3005" w:type="dxa"/>
-            <w:tcMar/>
           </w:tcPr>
           <w:p>
             <w:r>
@@ -1118,7 +1040,6 @@
         <w:tc>
           <w:tcPr>
             <w:tcW w:w="3005" w:type="dxa"/>
-            <w:tcMar/>
           </w:tcPr>
           <w:p>
             <w:r>
@@ -1135,7 +1056,6 @@
         <w:tc>
           <w:tcPr>
             <w:tcW w:w="3005" w:type="dxa"/>
-            <w:tcMar/>
           </w:tcPr>
           <w:p>
             <w:r>
@@ -1146,7 +1066,6 @@
         <w:tc>
           <w:tcPr>
             <w:tcW w:w="3005" w:type="dxa"/>
-            <w:tcMar/>
           </w:tcPr>
           <w:p>
             <w:r>
@@ -1157,36 +1076,33 @@
         <w:tc>
           <w:tcPr>
             <w:tcW w:w="3005" w:type="dxa"/>
-            <w:tcMar/>
-          </w:tcPr>
-          <w:p>
-            <w:r>
-              <w:rPr/>
+          </w:tcPr>
+          <w:p>
+            <w:r>
               <w:t>TP/MB/</w:t>
             </w:r>
             <w:r>
-              <w:rPr/>
               <w:t>EA</w:t>
             </w:r>
             <w:r>
-              <w:rPr/>
               <w:t>/</w:t>
             </w:r>
             <w:r>
-              <w:rPr/>
               <w:t xml:space="preserve">OS </w:t>
             </w:r>
-          </w:p>
-        </w:tc>
-      </w:tr>
-      <w:tr>
-        <w:trPr>
-          <w:trHeight w:val="300"/>
-        </w:trPr>
-        <w:tc>
-          <w:tcPr>
-            <w:tcW w:w="3005" w:type="dxa"/>
-            <w:tcMar/>
+            <w:r>
+              <w:t>01-May-2026</w:t>
+            </w:r>
+          </w:p>
+        </w:tc>
+      </w:tr>
+      <w:tr>
+        <w:trPr>
+          <w:trHeight w:val="300"/>
+        </w:trPr>
+        <w:tc>
+          <w:tcPr>
+            <w:tcW w:w="3005" w:type="dxa"/>
           </w:tcPr>
           <w:p>
             <w:r>
@@ -1197,7 +1113,6 @@
         <w:tc>
           <w:tcPr>
             <w:tcW w:w="3005" w:type="dxa"/>
-            <w:tcMar/>
           </w:tcPr>
           <w:p>
             <w:r>
@@ -1208,7 +1123,6 @@
         <w:tc>
           <w:tcPr>
             <w:tcW w:w="3005" w:type="dxa"/>
-            <w:tcMar/>
           </w:tcPr>
           <w:p>
             <w:r>
@@ -1221,7 +1135,7 @@
     </w:tbl>
     <w:p/>
     <w:sectPr>
-      <w:pgSz w:w="11906" w:h="16838" w:orient="portrait"/>
+      <w:pgSz w:w="11906" w:h="16838"/>
       <w:pgMar w:top="1440" w:right="1440" w:bottom="1440" w:left="1440" w:header="720" w:footer="720" w:gutter="0"/>
       <w:cols w:space="720"/>
       <w:docGrid w:linePitch="360"/>
@@ -1235,7 +1149,7 @@
   <w:docDefaults>
     <w:rPrDefault>
       <w:rPr>
-        <w:rFonts w:asciiTheme="minorHAnsi" w:hAnsiTheme="minorHAnsi" w:eastAsiaTheme="minorEastAsia" w:cstheme="minorBidi"/>
+        <w:rFonts w:asciiTheme="minorHAnsi" w:eastAsiaTheme="minorEastAsia" w:hAnsiTheme="minorHAnsi" w:cstheme="minorBidi"/>
         <w:sz w:val="24"/>
         <w:szCs w:val="24"/>
         <w:lang w:val="en-GB" w:eastAsia="ja-JP" w:bidi="ar-SA"/>
@@ -1250,14 +1164,14 @@
   <w:latentStyles w:defLockedState="0" w:defUIPriority="99" w:defSemiHidden="0" w:defUnhideWhenUsed="0" w:defQFormat="0" w:count="376">
     <w:lsdException w:name="Normal" w:uiPriority="0" w:qFormat="1"/>
     <w:lsdException w:name="heading 1" w:uiPriority="9" w:qFormat="1"/>
-    <w:lsdException w:name="heading 2" w:uiPriority="9" w:semiHidden="1" w:unhideWhenUsed="1" w:qFormat="1"/>
-    <w:lsdException w:name="heading 3" w:uiPriority="9" w:semiHidden="1" w:unhideWhenUsed="1" w:qFormat="1"/>
-    <w:lsdException w:name="heading 4" w:uiPriority="9" w:semiHidden="1" w:unhideWhenUsed="1" w:qFormat="1"/>
-    <w:lsdException w:name="heading 5" w:uiPriority="9" w:semiHidden="1" w:unhideWhenUsed="1" w:qFormat="1"/>
-    <w:lsdException w:name="heading 6" w:uiPriority="9" w:semiHidden="1" w:unhideWhenUsed="1" w:qFormat="1"/>
-    <w:lsdException w:name="heading 7" w:uiPriority="9" w:semiHidden="1" w:unhideWhenUsed="1" w:qFormat="1"/>
-    <w:lsdException w:name="heading 8" w:uiPriority="9" w:semiHidden="1" w:unhideWhenUsed="1" w:qFormat="1"/>
-    <w:lsdException w:name="heading 9" w:uiPriority="9" w:semiHidden="1" w:unhideWhenUsed="1" w:qFormat="1"/>
+    <w:lsdException w:name="heading 2" w:semiHidden="1" w:uiPriority="9" w:unhideWhenUsed="1" w:qFormat="1"/>
+    <w:lsdException w:name="heading 3" w:semiHidden="1" w:uiPriority="9" w:unhideWhenUsed="1" w:qFormat="1"/>
+    <w:lsdException w:name="heading 4" w:semiHidden="1" w:uiPriority="9" w:unhideWhenUsed="1" w:qFormat="1"/>
+    <w:lsdException w:name="heading 5" w:semiHidden="1" w:uiPriority="9" w:unhideWhenUsed="1" w:qFormat="1"/>
+    <w:lsdException w:name="heading 6" w:semiHidden="1" w:uiPriority="9" w:unhideWhenUsed="1" w:qFormat="1"/>
+    <w:lsdException w:name="heading 7" w:semiHidden="1" w:uiPriority="9" w:unhideWhenUsed="1" w:qFormat="1"/>
+    <w:lsdException w:name="heading 8" w:semiHidden="1" w:uiPriority="9" w:unhideWhenUsed="1" w:qFormat="1"/>
+    <w:lsdException w:name="heading 9" w:semiHidden="1" w:uiPriority="9" w:unhideWhenUsed="1" w:qFormat="1"/>
     <w:lsdException w:name="index 1" w:semiHidden="1" w:unhideWhenUsed="1"/>
     <w:lsdException w:name="index 2" w:semiHidden="1" w:unhideWhenUsed="1"/>
     <w:lsdException w:name="index 3" w:semiHidden="1" w:unhideWhenUsed="1"/>
@@ -1267,22 +1181,22 @@
     <w:lsdException w:name="index 7" w:semiHidden="1" w:unhideWhenUsed="1"/>
     <w:lsdException w:name="index 8" w:semiHidden="1" w:unhideWhenUsed="1"/>
     <w:lsdException w:name="index 9" w:semiHidden="1" w:unhideWhenUsed="1"/>
-    <w:lsdException w:name="toc 1" w:uiPriority="39" w:semiHidden="1" w:unhideWhenUsed="1"/>
-    <w:lsdException w:name="toc 2" w:uiPriority="39" w:semiHidden="1" w:unhideWhenUsed="1"/>
-    <w:lsdException w:name="toc 3" w:uiPriority="39" w:semiHidden="1" w:unhideWhenUsed="1"/>
-    <w:lsdException w:name="toc 4" w:uiPriority="39" w:semiHidden="1" w:unhideWhenUsed="1"/>
-    <w:lsdException w:name="toc 5" w:uiPriority="39" w:semiHidden="1" w:unhideWhenUsed="1"/>
-    <w:lsdException w:name="toc 6" w:uiPriority="39" w:semiHidden="1" w:unhideWhenUsed="1"/>
-    <w:lsdException w:name="toc 7" w:uiPriority="39" w:semiHidden="1" w:unhideWhenUsed="1"/>
-    <w:lsdException w:name="toc 8" w:uiPriority="39" w:semiHidden="1" w:unhideWhenUsed="1"/>
-    <w:lsdException w:name="toc 9" w:uiPriority="39" w:semiHidden="1" w:unhideWhenUsed="1"/>
+    <w:lsdException w:name="toc 1" w:semiHidden="1" w:uiPriority="39" w:unhideWhenUsed="1"/>
+    <w:lsdException w:name="toc 2" w:semiHidden="1" w:uiPriority="39" w:unhideWhenUsed="1"/>
+    <w:lsdException w:name="toc 3" w:semiHidden="1" w:uiPriority="39" w:unhideWhenUsed="1"/>
+    <w:lsdException w:name="toc 4" w:semiHidden="1" w:uiPriority="39" w:unhideWhenUsed="1"/>
+    <w:lsdException w:name="toc 5" w:semiHidden="1" w:uiPriority="39" w:unhideWhenUsed="1"/>
+    <w:lsdException w:name="toc 6" w:semiHidden="1" w:uiPriority="39" w:unhideWhenUsed="1"/>
+    <w:lsdException w:name="toc 7" w:semiHidden="1" w:uiPriority="39" w:unhideWhenUsed="1"/>
+    <w:lsdException w:name="toc 8" w:semiHidden="1" w:uiPriority="39" w:unhideWhenUsed="1"/>
+    <w:lsdException w:name="toc 9" w:semiHidden="1" w:uiPriority="39" w:unhideWhenUsed="1"/>
     <w:lsdException w:name="Normal Indent" w:semiHidden="1" w:unhideWhenUsed="1"/>
     <w:lsdException w:name="footnote text" w:semiHidden="1" w:unhideWhenUsed="1"/>
     <w:lsdException w:name="annotation text" w:semiHidden="1" w:unhideWhenUsed="1"/>
     <w:lsdException w:name="header" w:semiHidden="1" w:unhideWhenUsed="1"/>
     <w:lsdException w:name="footer" w:semiHidden="1" w:unhideWhenUsed="1"/>
     <w:lsdException w:name="index heading" w:semiHidden="1" w:unhideWhenUsed="1"/>
-    <w:lsdException w:name="caption" w:uiPriority="35" w:semiHidden="1" w:unhideWhenUsed="1" w:qFormat="1"/>
+    <w:lsdException w:name="caption" w:semiHidden="1" w:uiPriority="35" w:unhideWhenUsed="1" w:qFormat="1"/>
     <w:lsdException w:name="table of figures" w:semiHidden="1" w:unhideWhenUsed="1"/>
     <w:lsdException w:name="envelope address" w:semiHidden="1" w:unhideWhenUsed="1"/>
     <w:lsdException w:name="envelope return" w:semiHidden="1" w:unhideWhenUsed="1"/>
@@ -1313,7 +1227,7 @@
     <w:lsdException w:name="Title" w:uiPriority="10" w:qFormat="1"/>
     <w:lsdException w:name="Closing" w:semiHidden="1" w:unhideWhenUsed="1"/>
     <w:lsdException w:name="Signature" w:semiHidden="1" w:unhideWhenUsed="1"/>
-    <w:lsdException w:name="Default Paragraph Font" w:uiPriority="1" w:semiHidden="1" w:unhideWhenUsed="1"/>
+    <w:lsdException w:name="Default Paragraph Font" w:semiHidden="1" w:uiPriority="1" w:unhideWhenUsed="1"/>
     <w:lsdException w:name="Body Text" w:semiHidden="1" w:unhideWhenUsed="1"/>
     <w:lsdException w:name="Body Text Indent" w:semiHidden="1" w:unhideWhenUsed="1"/>
     <w:lsdException w:name="List Continue" w:semiHidden="1" w:unhideWhenUsed="1"/>
@@ -1513,8 +1427,8 @@
     <w:lsdException w:name="Subtle Reference" w:uiPriority="31" w:qFormat="1"/>
     <w:lsdException w:name="Intense Reference" w:uiPriority="32" w:qFormat="1"/>
     <w:lsdException w:name="Book Title" w:uiPriority="33" w:qFormat="1"/>
-    <w:lsdException w:name="Bibliography" w:uiPriority="37" w:semiHidden="1" w:unhideWhenUsed="1"/>
-    <w:lsdException w:name="TOC Heading" w:uiPriority="39" w:semiHidden="1" w:unhideWhenUsed="1" w:qFormat="1"/>
+    <w:lsdException w:name="Bibliography" w:semiHidden="1" w:uiPriority="37" w:unhideWhenUsed="1"/>
+    <w:lsdException w:name="TOC Heading" w:semiHidden="1" w:uiPriority="39" w:unhideWhenUsed="1" w:qFormat="1"/>
     <w:lsdException w:name="Plain Table 1" w:uiPriority="41"/>
     <w:lsdException w:name="Plain Table 2" w:uiPriority="42"/>
     <w:lsdException w:name="Plain Table 3" w:uiPriority="43"/>
@@ -1625,17 +1539,17 @@
     <w:lsdException w:name="Unresolved Mention" w:semiHidden="1" w:unhideWhenUsed="1"/>
     <w:lsdException w:name="Smart Link" w:semiHidden="1" w:unhideWhenUsed="1"/>
   </w:latentStyles>
-  <w:style w:type="paragraph" w:styleId="Normal" w:default="1">
+  <w:style w:type="paragraph" w:default="1" w:styleId="Normal">
     <w:name w:val="Normal"/>
     <w:qFormat/>
   </w:style>
-  <w:style w:type="character" w:styleId="DefaultParagraphFont" w:default="1">
+  <w:style w:type="character" w:default="1" w:styleId="DefaultParagraphFont">
     <w:name w:val="Default Paragraph Font"/>
     <w:uiPriority w:val="1"/>
     <w:semiHidden/>
     <w:unhideWhenUsed/>
   </w:style>
-  <w:style w:type="table" w:styleId="TableNormal" w:default="1">
+  <w:style w:type="table" w:default="1" w:styleId="TableNormal">
     <w:name w:val="Normal Table"/>
     <w:uiPriority w:val="99"/>
     <w:semiHidden/>
@@ -1650,7 +1564,7 @@
       </w:tblCellMar>
     </w:tblPr>
   </w:style>
-  <w:style w:type="numbering" w:styleId="NoList" w:default="1">
+  <w:style w:type="numbering" w:default="1" w:styleId="NoList">
     <w:name w:val="No List"/>
     <w:uiPriority w:val="99"/>
     <w:semiHidden/>
@@ -1666,12 +1580,12 @@
     </w:pPr>
     <w:tblPr>
       <w:tblBorders>
-        <w:top w:val="single" w:color="000000" w:themeColor="text1" w:sz="4" w:space="0"/>
-        <w:left w:val="single" w:color="000000" w:themeColor="text1" w:sz="4" w:space="0"/>
-        <w:bottom w:val="single" w:color="000000" w:themeColor="text1" w:sz="4" w:space="0"/>
-        <w:right w:val="single" w:color="000000" w:themeColor="text1" w:sz="4" w:space="0"/>
-        <w:insideH w:val="single" w:color="000000" w:themeColor="text1" w:sz="4" w:space="0"/>
-        <w:insideV w:val="single" w:color="000000" w:themeColor="text1" w:sz="4" w:space="0"/>
+        <w:top w:val="single" w:sz="4" w:space="0" w:color="000000" w:themeColor="text1"/>
+        <w:left w:val="single" w:sz="4" w:space="0" w:color="000000" w:themeColor="text1"/>
+        <w:bottom w:val="single" w:sz="4" w:space="0" w:color="000000" w:themeColor="text1"/>
+        <w:right w:val="single" w:sz="4" w:space="0" w:color="000000" w:themeColor="text1"/>
+        <w:insideH w:val="single" w:sz="4" w:space="0" w:color="000000" w:themeColor="text1"/>
+        <w:insideV w:val="single" w:sz="4" w:space="0" w:color="000000" w:themeColor="text1"/>
       </w:tblBorders>
     </w:tblPr>
   </w:style>
@@ -1679,7 +1593,7 @@
 </file>
 
 <file path=word/theme/theme1.xml><?xml version="1.0" encoding="utf-8"?>
-<a:theme xmlns:a="http://schemas.openxmlformats.org/drawingml/2006/main" xmlns:thm15="http://schemas.microsoft.com/office/thememl/2012/main" name="Office Theme">
+<a:theme xmlns:a="http://schemas.openxmlformats.org/drawingml/2006/main" name="Office Theme">
   <a:themeElements>
     <a:clrScheme name="Office">
       <a:dk1>
